--- a/reports/report.docx
+++ b/reports/report.docx
@@ -2138,6 +2138,227 @@
     </w:p>
     <w:p>
       <w:pPr>
+        <w:pStyle w:val="ad"/>
+        <w:spacing w:before="0" w:beforeAutospacing="0" w:after="0" w:afterAutospacing="0"/>
+        <w:ind w:left="720"/>
+        <w:jc w:val="both"/>
+      </w:pPr>
+      <w:proofErr w:type="spellStart"/>
+      <w:r>
+        <w:rPr>
+          <w:color w:val="000000"/>
+          <w:sz w:val="28"/>
+          <w:szCs w:val="28"/>
+        </w:rPr>
+        <w:t>Sarayashiki</w:t>
+      </w:r>
+      <w:proofErr w:type="spellEnd"/>
+      <w:r>
+        <w:rPr>
+          <w:color w:val="000000"/>
+          <w:sz w:val="28"/>
+          <w:szCs w:val="28"/>
+        </w:rPr>
+        <w:t xml:space="preserve"> </w:t>
+      </w:r>
+      <w:proofErr w:type="gramStart"/>
+      <w:r>
+        <w:rPr>
+          <w:color w:val="000000"/>
+          <w:sz w:val="28"/>
+          <w:szCs w:val="28"/>
+        </w:rPr>
+        <w:t>- это</w:t>
+      </w:r>
+      <w:proofErr w:type="gramEnd"/>
+      <w:r>
+        <w:rPr>
+          <w:color w:val="000000"/>
+          <w:sz w:val="28"/>
+          <w:szCs w:val="28"/>
+        </w:rPr>
+        <w:t xml:space="preserve"> многопользовательская игра в жанре </w:t>
+      </w:r>
+      <w:proofErr w:type="spellStart"/>
+      <w:r>
+        <w:rPr>
+          <w:color w:val="000000"/>
+          <w:sz w:val="28"/>
+          <w:szCs w:val="28"/>
+        </w:rPr>
+        <w:t>Hack</w:t>
+      </w:r>
+      <w:proofErr w:type="spellEnd"/>
+      <w:r>
+        <w:rPr>
+          <w:color w:val="000000"/>
+          <w:sz w:val="28"/>
+          <w:szCs w:val="28"/>
+        </w:rPr>
+        <w:t xml:space="preserve"> </w:t>
+      </w:r>
+      <w:proofErr w:type="spellStart"/>
+      <w:r>
+        <w:rPr>
+          <w:color w:val="000000"/>
+          <w:sz w:val="28"/>
+          <w:szCs w:val="28"/>
+        </w:rPr>
+        <w:t>and</w:t>
+      </w:r>
+      <w:proofErr w:type="spellEnd"/>
+      <w:r>
+        <w:rPr>
+          <w:color w:val="000000"/>
+          <w:sz w:val="28"/>
+          <w:szCs w:val="28"/>
+        </w:rPr>
+        <w:t xml:space="preserve"> </w:t>
+      </w:r>
+      <w:proofErr w:type="spellStart"/>
+      <w:r>
+        <w:rPr>
+          <w:color w:val="000000"/>
+          <w:sz w:val="28"/>
+          <w:szCs w:val="28"/>
+        </w:rPr>
+        <w:t>Slash</w:t>
+      </w:r>
+      <w:proofErr w:type="spellEnd"/>
+      <w:r>
+        <w:rPr>
+          <w:color w:val="000000"/>
+          <w:sz w:val="28"/>
+          <w:szCs w:val="28"/>
+        </w:rPr>
+        <w:t xml:space="preserve"> с элементами RPG и </w:t>
+      </w:r>
+      <w:proofErr w:type="spellStart"/>
+      <w:r>
+        <w:rPr>
+          <w:color w:val="000000"/>
+          <w:sz w:val="28"/>
+          <w:szCs w:val="28"/>
+        </w:rPr>
+        <w:t>PvP</w:t>
+      </w:r>
+      <w:proofErr w:type="spellEnd"/>
+      <w:r>
+        <w:rPr>
+          <w:color w:val="000000"/>
+          <w:sz w:val="28"/>
+          <w:szCs w:val="28"/>
+        </w:rPr>
+        <w:t>. Игра предлагает динамичный и захватывающий геймплей, сочетающий в себе интенсивные сражения с монстрами и другими игроками, а также систему прокачки персонажей и разнообразные игровые механики.</w:t>
+      </w:r>
+    </w:p>
+    <w:p>
+      <w:pPr>
+        <w:pStyle w:val="ad"/>
+        <w:spacing w:before="0" w:beforeAutospacing="0" w:after="0" w:afterAutospacing="0"/>
+        <w:ind w:left="720"/>
+        <w:jc w:val="both"/>
+      </w:pPr>
+      <w:r>
+        <w:rPr>
+          <w:color w:val="000000"/>
+          <w:sz w:val="28"/>
+          <w:szCs w:val="28"/>
+        </w:rPr>
+        <w:t xml:space="preserve">Игра разворачивается в Японии периода </w:t>
+      </w:r>
+      <w:proofErr w:type="spellStart"/>
+      <w:r>
+        <w:rPr>
+          <w:color w:val="000000"/>
+          <w:sz w:val="28"/>
+          <w:szCs w:val="28"/>
+        </w:rPr>
+        <w:t>Сэнгоку</w:t>
+      </w:r>
+      <w:proofErr w:type="spellEnd"/>
+      <w:r>
+        <w:rPr>
+          <w:color w:val="000000"/>
+          <w:sz w:val="28"/>
+          <w:szCs w:val="28"/>
+        </w:rPr>
+        <w:t xml:space="preserve">, времени феодальной раздробленности и постоянных войн. В этом мире люди и </w:t>
+      </w:r>
+      <w:proofErr w:type="spellStart"/>
+      <w:r>
+        <w:rPr>
+          <w:color w:val="000000"/>
+          <w:sz w:val="28"/>
+          <w:szCs w:val="28"/>
+        </w:rPr>
+        <w:t>ёкаи</w:t>
+      </w:r>
+      <w:proofErr w:type="spellEnd"/>
+      <w:r>
+        <w:rPr>
+          <w:color w:val="000000"/>
+          <w:sz w:val="28"/>
+          <w:szCs w:val="28"/>
+        </w:rPr>
+        <w:t xml:space="preserve"> </w:t>
+      </w:r>
+      <w:r>
+        <w:rPr>
+          <w:color w:val="000000"/>
+          <w:sz w:val="28"/>
+          <w:szCs w:val="28"/>
+        </w:rPr>
+        <w:lastRenderedPageBreak/>
+        <w:t>сосуществуют, заключая договоры и союзы для достижения своих целей. Игроки берут на себя роли титулованных самураев и дайме, представляющих различные кланы. Их главная цель - подчинить под свой сегунат все земли, сражаясь с врагами и заключая союзы с мифическими существами.</w:t>
+      </w:r>
+    </w:p>
+    <w:p>
+      <w:pPr>
+        <w:pStyle w:val="ad"/>
+        <w:spacing w:before="0" w:beforeAutospacing="0" w:after="0" w:afterAutospacing="0"/>
+        <w:ind w:left="720"/>
+        <w:jc w:val="both"/>
+      </w:pPr>
+      <w:r>
+        <w:rPr>
+          <w:color w:val="000000"/>
+          <w:sz w:val="28"/>
+          <w:szCs w:val="28"/>
+        </w:rPr>
+        <w:t xml:space="preserve">Каждый игрок управляет уникальным персонажем, который представляет один из кланов. Персонажи наделены особыми способностями и навыками, которые зависят от выбранного клана и заключённых договоров с </w:t>
+      </w:r>
+      <w:proofErr w:type="spellStart"/>
+      <w:r>
+        <w:rPr>
+          <w:color w:val="000000"/>
+          <w:sz w:val="28"/>
+          <w:szCs w:val="28"/>
+        </w:rPr>
+        <w:t>ёкаями</w:t>
+      </w:r>
+      <w:proofErr w:type="spellEnd"/>
+      <w:r>
+        <w:rPr>
+          <w:color w:val="000000"/>
+          <w:sz w:val="28"/>
+          <w:szCs w:val="28"/>
+        </w:rPr>
+        <w:t xml:space="preserve"> и демонами они. Кланы обладают своими целями, историей и культурой, что делает игровой процесс более разнообразным и интересным.</w:t>
+      </w:r>
+    </w:p>
+    <w:p>
+      <w:pPr>
+        <w:spacing w:before="100" w:beforeAutospacing="1" w:after="100" w:afterAutospacing="1" w:line="360" w:lineRule="auto"/>
+        <w:rPr>
+          <w:rFonts w:ascii="Times New Roman" w:eastAsia="Times New Roman" w:hAnsi="Times New Roman" w:cs="Times New Roman"/>
+          <w:sz w:val="28"/>
+          <w:szCs w:val="28"/>
+        </w:rPr>
+      </w:pPr>
+    </w:p>
+    <w:p>
+      <w:pPr>
         <w:spacing w:before="100" w:beforeAutospacing="1" w:after="100" w:afterAutospacing="1" w:line="360" w:lineRule="auto"/>
         <w:rPr>
           <w:rFonts w:ascii="Times New Roman" w:eastAsia="Times New Roman" w:hAnsi="Times New Roman" w:cs="Times New Roman"/>
@@ -2171,6 +2392,27 @@
           <w:szCs w:val="28"/>
         </w:rPr>
       </w:pPr>
+    </w:p>
+    <w:p>
+      <w:pPr>
+        <w:rPr>
+          <w:rFonts w:ascii="Times New Roman" w:eastAsia="Times New Roman" w:hAnsi="Times New Roman" w:cs="Times New Roman"/>
+          <w:b/>
+          <w:bCs/>
+          <w:sz w:val="28"/>
+          <w:szCs w:val="28"/>
+        </w:rPr>
+      </w:pPr>
+      <w:r>
+        <w:rPr>
+          <w:rFonts w:ascii="Times New Roman" w:eastAsia="Times New Roman" w:hAnsi="Times New Roman" w:cs="Times New Roman"/>
+          <w:b/>
+          <w:bCs/>
+          <w:sz w:val="28"/>
+          <w:szCs w:val="28"/>
+        </w:rPr>
+        <w:br w:type="page"/>
+      </w:r>
     </w:p>
     <w:p>
       <w:pPr>
@@ -2343,14 +2585,12 @@
     </w:p>
     <w:p>
       <w:pPr>
-        <w:spacing w:before="100" w:beforeAutospacing="1" w:after="100" w:afterAutospacing="1" w:line="360" w:lineRule="auto"/>
         <w:rPr>
           <w:rFonts w:ascii="Times New Roman" w:eastAsia="Times New Roman" w:hAnsi="Times New Roman" w:cs="Times New Roman"/>
           <w:b/>
           <w:bCs/>
           <w:sz w:val="28"/>
           <w:szCs w:val="28"/>
-          <w:lang w:val="en-US"/>
         </w:rPr>
       </w:pPr>
       <w:r>
@@ -2361,6 +2601,29 @@
           <w:sz w:val="28"/>
           <w:szCs w:val="28"/>
         </w:rPr>
+        <w:br w:type="page"/>
+      </w:r>
+    </w:p>
+    <w:p>
+      <w:pPr>
+        <w:spacing w:before="100" w:beforeAutospacing="1" w:after="100" w:afterAutospacing="1" w:line="360" w:lineRule="auto"/>
+        <w:rPr>
+          <w:rFonts w:ascii="Times New Roman" w:eastAsia="Times New Roman" w:hAnsi="Times New Roman" w:cs="Times New Roman"/>
+          <w:b/>
+          <w:bCs/>
+          <w:sz w:val="28"/>
+          <w:szCs w:val="28"/>
+        </w:rPr>
+      </w:pPr>
+      <w:r>
+        <w:rPr>
+          <w:rFonts w:ascii="Times New Roman" w:eastAsia="Times New Roman" w:hAnsi="Times New Roman" w:cs="Times New Roman"/>
+          <w:b/>
+          <w:bCs/>
+          <w:sz w:val="28"/>
+          <w:szCs w:val="28"/>
+        </w:rPr>
+        <w:lastRenderedPageBreak/>
         <w:t xml:space="preserve">3. Описание задания по проектной практике </w:t>
       </w:r>
     </w:p>
@@ -2549,7 +2812,6 @@
           <w:sz w:val="28"/>
           <w:szCs w:val="28"/>
         </w:rPr>
-        <w:lastRenderedPageBreak/>
         <w:t>регулярно проводить фиксирование изменений с осмысленными</w:t>
       </w:r>
     </w:p>
@@ -3213,7 +3475,6 @@
     </w:p>
     <w:p>
       <w:pPr>
-        <w:spacing w:before="100" w:beforeAutospacing="1" w:after="100" w:afterAutospacing="1" w:line="360" w:lineRule="auto"/>
         <w:rPr>
           <w:rFonts w:ascii="Times New Roman" w:eastAsia="Times New Roman" w:hAnsi="Times New Roman" w:cs="Times New Roman"/>
           <w:b/>
@@ -3230,7 +3491,7 @@
           <w:sz w:val="28"/>
           <w:szCs w:val="28"/>
         </w:rPr>
-        <w:t xml:space="preserve">4. Описание достигнутых результатов по проектной практике </w:t>
+        <w:br w:type="page"/>
       </w:r>
     </w:p>
     <w:p>
@@ -3252,19 +3513,21 @@
           <w:sz w:val="28"/>
           <w:szCs w:val="28"/>
         </w:rPr>
-        <w:t xml:space="preserve">Настройка </w:t>
-      </w:r>
-      <w:r>
+        <w:lastRenderedPageBreak/>
+        <w:t xml:space="preserve">4. Описание достигнутых результатов по проектной практике </w:t>
+      </w:r>
+    </w:p>
+    <w:p>
+      <w:pPr>
+        <w:spacing w:before="100" w:beforeAutospacing="1" w:after="100" w:afterAutospacing="1" w:line="360" w:lineRule="auto"/>
         <w:rPr>
           <w:rFonts w:ascii="Times New Roman" w:eastAsia="Times New Roman" w:hAnsi="Times New Roman" w:cs="Times New Roman"/>
           <w:b/>
           <w:bCs/>
           <w:sz w:val="28"/>
           <w:szCs w:val="28"/>
-          <w:lang w:val="en-US"/>
-        </w:rPr>
-        <w:t>Git-</w:t>
-      </w:r>
+        </w:rPr>
+      </w:pPr>
       <w:r>
         <w:rPr>
           <w:rFonts w:ascii="Times New Roman" w:eastAsia="Times New Roman" w:hAnsi="Times New Roman" w:cs="Times New Roman"/>
@@ -3273,6 +3536,37 @@
           <w:sz w:val="28"/>
           <w:szCs w:val="28"/>
         </w:rPr>
+        <w:t xml:space="preserve">Настройка </w:t>
+      </w:r>
+      <w:r>
+        <w:rPr>
+          <w:rFonts w:ascii="Times New Roman" w:eastAsia="Times New Roman" w:hAnsi="Times New Roman" w:cs="Times New Roman"/>
+          <w:b/>
+          <w:bCs/>
+          <w:sz w:val="28"/>
+          <w:szCs w:val="28"/>
+          <w:lang w:val="en-US"/>
+        </w:rPr>
+        <w:t>Git</w:t>
+      </w:r>
+      <w:r>
+        <w:rPr>
+          <w:rFonts w:ascii="Times New Roman" w:eastAsia="Times New Roman" w:hAnsi="Times New Roman" w:cs="Times New Roman"/>
+          <w:b/>
+          <w:bCs/>
+          <w:sz w:val="28"/>
+          <w:szCs w:val="28"/>
+        </w:rPr>
+        <w:t>-</w:t>
+      </w:r>
+      <w:r>
+        <w:rPr>
+          <w:rFonts w:ascii="Times New Roman" w:eastAsia="Times New Roman" w:hAnsi="Times New Roman" w:cs="Times New Roman"/>
+          <w:b/>
+          <w:bCs/>
+          <w:sz w:val="28"/>
+          <w:szCs w:val="28"/>
+        </w:rPr>
         <w:t>Репозитория</w:t>
       </w:r>
     </w:p>
@@ -3443,16 +3737,7 @@
           <w:sz w:val="28"/>
           <w:szCs w:val="28"/>
         </w:rPr>
-        <w:t xml:space="preserve"> </w:t>
-      </w:r>
-      <w:r>
-        <w:rPr>
-          <w:rFonts w:ascii="Times New Roman" w:eastAsia="Times New Roman" w:hAnsi="Times New Roman" w:cs="Times New Roman"/>
-          <w:sz w:val="28"/>
-          <w:szCs w:val="28"/>
-        </w:rPr>
-        <w:lastRenderedPageBreak/>
-        <w:t xml:space="preserve">для фиксации изменений, </w:t>
+        <w:t xml:space="preserve"> для фиксации изменений, </w:t>
       </w:r>
       <w:proofErr w:type="spellStart"/>
       <w:r>
@@ -3717,6 +4002,7 @@
           <w:sz w:val="28"/>
           <w:szCs w:val="28"/>
         </w:rPr>
+        <w:lastRenderedPageBreak/>
         <w:t>Получить знания по эффективному тайм-менеджменту и командной работе, которые мы старались применять в проекте "</w:t>
       </w:r>
       <w:proofErr w:type="spellStart"/>
@@ -3792,7 +4078,6 @@
         <w:rPr>
           <w:noProof/>
         </w:rPr>
-        <w:lastRenderedPageBreak/>
         <w:drawing>
           <wp:inline distT="0" distB="0" distL="0" distR="0" wp14:anchorId="254C3102" wp14:editId="56690D43">
             <wp:extent cx="6300470" cy="4725670"/>
@@ -3832,7 +4117,6 @@
     </w:p>
     <w:p>
       <w:pPr>
-        <w:spacing w:before="100" w:beforeAutospacing="1" w:after="100" w:afterAutospacing="1" w:line="360" w:lineRule="auto"/>
         <w:rPr>
           <w:rFonts w:ascii="Times New Roman" w:eastAsia="Times New Roman" w:hAnsi="Times New Roman" w:cs="Times New Roman"/>
           <w:b/>
@@ -3849,6 +4133,29 @@
           <w:sz w:val="28"/>
           <w:szCs w:val="28"/>
         </w:rPr>
+        <w:br w:type="page"/>
+      </w:r>
+    </w:p>
+    <w:p>
+      <w:pPr>
+        <w:spacing w:before="100" w:beforeAutospacing="1" w:after="100" w:afterAutospacing="1" w:line="360" w:lineRule="auto"/>
+        <w:rPr>
+          <w:rFonts w:ascii="Times New Roman" w:eastAsia="Times New Roman" w:hAnsi="Times New Roman" w:cs="Times New Roman"/>
+          <w:b/>
+          <w:bCs/>
+          <w:sz w:val="28"/>
+          <w:szCs w:val="28"/>
+        </w:rPr>
+      </w:pPr>
+      <w:r>
+        <w:rPr>
+          <w:rFonts w:ascii="Times New Roman" w:eastAsia="Times New Roman" w:hAnsi="Times New Roman" w:cs="Times New Roman"/>
+          <w:b/>
+          <w:bCs/>
+          <w:sz w:val="28"/>
+          <w:szCs w:val="28"/>
+        </w:rPr>
+        <w:lastRenderedPageBreak/>
         <w:t>Вариативная часть задания</w:t>
       </w:r>
     </w:p>
@@ -4078,7 +4385,6 @@
           <w:sz w:val="28"/>
           <w:szCs w:val="28"/>
         </w:rPr>
-        <w:lastRenderedPageBreak/>
         <w:t>Работа с текстом:</w:t>
       </w:r>
     </w:p>
@@ -4303,14 +4609,6 @@
     </w:p>
     <w:p>
       <w:pPr>
-        <w:spacing w:before="100" w:beforeAutospacing="1" w:after="100" w:afterAutospacing="1" w:line="360" w:lineRule="auto"/>
-        <w:rPr>
-          <w:rFonts w:ascii="Times New Roman" w:eastAsia="Times New Roman" w:hAnsi="Times New Roman" w:cs="Times New Roman"/>
-          <w:sz w:val="28"/>
-          <w:szCs w:val="28"/>
-        </w:rPr>
-      </w:pPr>
-      <w:r>
         <w:rPr>
           <w:rFonts w:ascii="Times New Roman" w:eastAsia="Times New Roman" w:hAnsi="Times New Roman" w:cs="Times New Roman"/>
           <w:b/>
@@ -4318,6 +4616,36 @@
           <w:sz w:val="28"/>
           <w:szCs w:val="28"/>
         </w:rPr>
+      </w:pPr>
+      <w:r>
+        <w:rPr>
+          <w:rFonts w:ascii="Times New Roman" w:eastAsia="Times New Roman" w:hAnsi="Times New Roman" w:cs="Times New Roman"/>
+          <w:b/>
+          <w:bCs/>
+          <w:sz w:val="28"/>
+          <w:szCs w:val="28"/>
+        </w:rPr>
+        <w:br w:type="page"/>
+      </w:r>
+    </w:p>
+    <w:p>
+      <w:pPr>
+        <w:spacing w:before="100" w:beforeAutospacing="1" w:after="100" w:afterAutospacing="1" w:line="360" w:lineRule="auto"/>
+        <w:rPr>
+          <w:rFonts w:ascii="Times New Roman" w:eastAsia="Times New Roman" w:hAnsi="Times New Roman" w:cs="Times New Roman"/>
+          <w:sz w:val="28"/>
+          <w:szCs w:val="28"/>
+        </w:rPr>
+      </w:pPr>
+      <w:r>
+        <w:rPr>
+          <w:rFonts w:ascii="Times New Roman" w:eastAsia="Times New Roman" w:hAnsi="Times New Roman" w:cs="Times New Roman"/>
+          <w:b/>
+          <w:bCs/>
+          <w:sz w:val="28"/>
+          <w:szCs w:val="28"/>
+        </w:rPr>
+        <w:lastRenderedPageBreak/>
         <w:t xml:space="preserve">ЗАКЛЮЧЕНИЕ </w:t>
       </w:r>
     </w:p>
@@ -4576,7 +4904,6 @@
           <w:sz w:val="28"/>
           <w:szCs w:val="28"/>
         </w:rPr>
-        <w:lastRenderedPageBreak/>
         <w:t>Удобный интерфейс для редактирования текста</w:t>
       </w:r>
     </w:p>
@@ -4841,7 +5168,16 @@
           <w:sz w:val="28"/>
           <w:szCs w:val="28"/>
         </w:rPr>
-        <w:t>Практика продемонстрировала способность применять теоретические знания для решения реальных задач в условиях, приближенных к профессиональной деятельности. Все разработанные компоненты проекта соответствуют современным стандартам качества и могут быть использованы в учебном процессе или как основа для дальнейшего развития.</w:t>
+        <w:t xml:space="preserve">Практика продемонстрировала способность применять теоретические знания для решения реальных задач в условиях, приближенных к профессиональной </w:t>
+      </w:r>
+      <w:r>
+        <w:rPr>
+          <w:rFonts w:ascii="Times New Roman" w:eastAsia="Times New Roman" w:hAnsi="Times New Roman" w:cs="Times New Roman"/>
+          <w:sz w:val="28"/>
+          <w:szCs w:val="28"/>
+        </w:rPr>
+        <w:lastRenderedPageBreak/>
+        <w:t>деятельности. Все разработанные компоненты проекта соответствуют современным стандартам качества и могут быть использованы в учебном процессе или как основа для дальнейшего развития.</w:t>
       </w:r>
     </w:p>
     <w:p>
@@ -4937,7 +5273,6 @@
           <w:sz w:val="28"/>
           <w:szCs w:val="28"/>
         </w:rPr>
-        <w:lastRenderedPageBreak/>
         <w:t xml:space="preserve">Введение в CSS верстку: </w:t>
       </w:r>
       <w:hyperlink r:id="rId8" w:history="1">
@@ -5314,6 +5649,58 @@
           <w:t>https://ru.hexlet.io/lesson_filters/markdown</w:t>
         </w:r>
       </w:hyperlink>
+    </w:p>
+    <w:p>
+      <w:pPr>
+        <w:numPr>
+          <w:ilvl w:val="0"/>
+          <w:numId w:val="34"/>
+        </w:numPr>
+        <w:spacing w:before="100" w:beforeAutospacing="1" w:after="100" w:afterAutospacing="1" w:line="240" w:lineRule="auto"/>
+        <w:rPr>
+          <w:rFonts w:ascii="Times New Roman" w:hAnsi="Times New Roman" w:cs="Times New Roman"/>
+          <w:sz w:val="28"/>
+          <w:szCs w:val="28"/>
+        </w:rPr>
+      </w:pPr>
+      <w:r>
+        <w:t xml:space="preserve"> </w:t>
+      </w:r>
+      <w:proofErr w:type="spellStart"/>
+      <w:r>
+        <w:rPr>
+          <w:rFonts w:ascii="Times New Roman" w:hAnsi="Times New Roman" w:cs="Times New Roman"/>
+          <w:sz w:val="28"/>
+          <w:szCs w:val="28"/>
+          <w:lang w:val="en-US"/>
+        </w:rPr>
+        <w:t>Github</w:t>
+      </w:r>
+      <w:proofErr w:type="spellEnd"/>
+      <w:r>
+        <w:rPr>
+          <w:rFonts w:ascii="Times New Roman" w:hAnsi="Times New Roman" w:cs="Times New Roman"/>
+          <w:sz w:val="28"/>
+          <w:szCs w:val="28"/>
+        </w:rPr>
+        <w:t>-</w:t>
+      </w:r>
+      <w:r>
+        <w:rPr>
+          <w:rFonts w:ascii="Times New Roman" w:hAnsi="Times New Roman" w:cs="Times New Roman"/>
+          <w:sz w:val="28"/>
+          <w:szCs w:val="28"/>
+        </w:rPr>
+        <w:t xml:space="preserve">репозиторий </w:t>
+      </w:r>
+      <w:r>
+        <w:rPr>
+          <w:rFonts w:ascii="Times New Roman" w:hAnsi="Times New Roman" w:cs="Times New Roman"/>
+          <w:sz w:val="28"/>
+          <w:szCs w:val="28"/>
+        </w:rPr>
+        <w:t>https://github.com/Haskeri/-2025</w:t>
+      </w:r>
     </w:p>
     <w:p>
       <w:pPr>
@@ -12733,6 +13120,7 @@
   <w:style w:type="character" w:default="1" w:styleId="a0">
     <w:name w:val="Default Paragraph Font"/>
     <w:uiPriority w:val="1"/>
+    <w:semiHidden/>
     <w:unhideWhenUsed/>
   </w:style>
   <w:style w:type="table" w:default="1" w:styleId="a1">
@@ -12953,6 +13341,22 @@
     <w:name w:val="inline-code"/>
     <w:basedOn w:val="a0"/>
     <w:rsid w:val="00A65D92"/>
+  </w:style>
+  <w:style w:type="paragraph" w:styleId="ad">
+    <w:name w:val="Normal (Web)"/>
+    <w:basedOn w:val="a"/>
+    <w:uiPriority w:val="99"/>
+    <w:semiHidden/>
+    <w:unhideWhenUsed/>
+    <w:rsid w:val="008062DD"/>
+    <w:pPr>
+      <w:spacing w:before="100" w:beforeAutospacing="1" w:after="100" w:afterAutospacing="1" w:line="240" w:lineRule="auto"/>
+    </w:pPr>
+    <w:rPr>
+      <w:rFonts w:ascii="Times New Roman" w:eastAsia="Times New Roman" w:hAnsi="Times New Roman" w:cs="Times New Roman"/>
+      <w:sz w:val="24"/>
+      <w:szCs w:val="24"/>
+    </w:rPr>
   </w:style>
 </w:styles>
 </file>
